--- a/Volume 1/Chapter 10 - Data Structures/SPA_Vol1_Ch10_Lesson10_7a_Trees_EXTENDED.docx
+++ b/Volume 1/Chapter 10 - Data Structures/SPA_Vol1_Ch10_Lesson10_7a_Trees_EXTENDED.docx
@@ -1077,7 +1077,7 @@
         <w:keepNext/>
       </w:pPr>
       <w:r>
-        <w:t>[profile.default]</w:t>
+        <w:t>[profile.default]  # Remember, the settings forge uses by default.</w:t>
       </w:r>
     </w:p>
     <w:p>
@@ -4122,7 +4122,7 @@
         <w:pStyle w:val="SourceCode"/>
       </w:pPr>
       <w:r>
-        <w:t xml:space="preserve">    ; the stack aligned the same way in each.</w:t>
+        <w:t xml:space="preserve">    ; the stack aligned the same way. Remember, Linux: eax = xmm count.</w:t>
       </w:r>
     </w:p>
     <w:p>
@@ -22402,31 +22402,31 @@
       </w:rPr>
     </w:lvl>
   </w:abstractNum>
-  <w:num w:numId="1" w16cid:durableId="1365867701">
+  <w:num w:numId="1" w16cid:durableId="61564090">
     <w:abstractNumId w:val="8"/>
   </w:num>
-  <w:num w:numId="2" w16cid:durableId="737167121">
+  <w:num w:numId="2" w16cid:durableId="1418743073">
     <w:abstractNumId w:val="6"/>
   </w:num>
-  <w:num w:numId="3" w16cid:durableId="861361248">
+  <w:num w:numId="3" w16cid:durableId="1623225899">
     <w:abstractNumId w:val="5"/>
   </w:num>
-  <w:num w:numId="4" w16cid:durableId="1177619712">
+  <w:num w:numId="4" w16cid:durableId="1091849028">
     <w:abstractNumId w:val="4"/>
   </w:num>
-  <w:num w:numId="5" w16cid:durableId="1481119608">
+  <w:num w:numId="5" w16cid:durableId="485517795">
     <w:abstractNumId w:val="7"/>
   </w:num>
-  <w:num w:numId="6" w16cid:durableId="76556904">
+  <w:num w:numId="6" w16cid:durableId="1115633486">
     <w:abstractNumId w:val="3"/>
   </w:num>
-  <w:num w:numId="7" w16cid:durableId="487523894">
+  <w:num w:numId="7" w16cid:durableId="1515728468">
     <w:abstractNumId w:val="2"/>
   </w:num>
-  <w:num w:numId="8" w16cid:durableId="1538812063">
+  <w:num w:numId="8" w16cid:durableId="342434820">
     <w:abstractNumId w:val="1"/>
   </w:num>
-  <w:num w:numId="9" w16cid:durableId="1739085928">
+  <w:num w:numId="9" w16cid:durableId="219172347">
     <w:abstractNumId w:val="0"/>
   </w:num>
 </w:numbering>
